--- a/docs/Bitácora.docx
+++ b/docs/Bitácora.docx
@@ -36,6 +36,7 @@
       </w:pPr>
       <w:r>
         <w:rPr>
+          <w:noProof/>
           <w:lang w:val="es-MX"/>
         </w:rPr>
         <w:drawing>
@@ -88,6 +89,7 @@
       </w:pPr>
       <w:r>
         <w:rPr>
+          <w:noProof/>
           <w:lang w:val="es-MX"/>
         </w:rPr>
         <w:lastRenderedPageBreak/>
@@ -194,6 +196,7 @@
       </w:pPr>
       <w:r>
         <w:rPr>
+          <w:noProof/>
           <w:lang w:val="es-MX"/>
         </w:rPr>
         <w:lastRenderedPageBreak/>
@@ -247,6 +250,7 @@
       </w:pPr>
       <w:r>
         <w:rPr>
+          <w:noProof/>
           <w:lang w:val="es-MX"/>
         </w:rPr>
         <w:drawing>
@@ -307,6 +311,7 @@
       </w:r>
       <w:r>
         <w:rPr>
+          <w:noProof/>
           <w:lang w:val="es-MX"/>
         </w:rPr>
         <w:drawing>
@@ -374,6 +379,7 @@
       </w:pPr>
       <w:r>
         <w:rPr>
+          <w:noProof/>
           <w:lang w:val="es-MX"/>
         </w:rPr>
         <w:lastRenderedPageBreak/>
@@ -402,6 +408,1389 @@
                     <a:xfrm>
                       <a:off x="0" y="0"/>
                       <a:ext cx="5048955" cy="6649378"/>
+                    </a:xfrm>
+                    <a:prstGeom prst="rect">
+                      <a:avLst/>
+                    </a:prstGeom>
+                  </pic:spPr>
+                </pic:pic>
+              </a:graphicData>
+            </a:graphic>
+          </wp:inline>
+        </w:drawing>
+      </w:r>
+    </w:p>
+    <w:p>
+      <w:pPr>
+        <w:rPr>
+          <w:lang w:val="es-MX"/>
+        </w:rPr>
+      </w:pPr>
+    </w:p>
+    <w:p>
+      <w:pPr>
+        <w:rPr>
+          <w:lang w:val="es-MX"/>
+        </w:rPr>
+      </w:pPr>
+    </w:p>
+    <w:p>
+      <w:pPr>
+        <w:rPr>
+          <w:lang w:val="es-MX"/>
+        </w:rPr>
+      </w:pPr>
+      <w:r>
+        <w:rPr>
+          <w:lang w:val="es-MX"/>
+        </w:rPr>
+        <w:br w:type="page"/>
+      </w:r>
+    </w:p>
+    <w:p>
+      <w:pPr>
+        <w:rPr>
+          <w:lang w:val="es-MX"/>
+        </w:rPr>
+      </w:pPr>
+      <w:r>
+        <w:rPr>
+          <w:lang w:val="es-MX"/>
+        </w:rPr>
+        <w:lastRenderedPageBreak/>
+        <w:t>01/06/2026</w:t>
+      </w:r>
+    </w:p>
+    <w:p>
+      <w:pPr>
+        <w:rPr>
+          <w:lang w:val="es-MX"/>
+        </w:rPr>
+      </w:pPr>
+      <w:r>
+        <w:rPr>
+          <w:lang w:val="es-MX"/>
+        </w:rPr>
+        <w:t>Busco cerrar la parte de Products.API con algo decente</w:t>
+      </w:r>
+    </w:p>
+    <w:p>
+      <w:r>
+        <w:t>GET /api/products?categoria=&amp;nombre=</w:t>
+      </w:r>
+      <w:r>
+        <w:br/>
+        <w:t>GET /api/products/{id}</w:t>
+      </w:r>
+      <w:r>
+        <w:br/>
+        <w:t>POST /api/products</w:t>
+      </w:r>
+      <w:r>
+        <w:br/>
+        <w:t>PUT /api/products/{id}</w:t>
+      </w:r>
+      <w:r>
+        <w:br/>
+        <w:t>DELETE /api/products/{id}</w:t>
+      </w:r>
+    </w:p>
+    <w:p>
+      <w:pPr>
+        <w:rPr>
+          <w:lang w:val="es-MX"/>
+        </w:rPr>
+      </w:pPr>
+      <w:r>
+        <w:rPr>
+          <w:lang w:val="es-MX"/>
+        </w:rPr>
+        <w:drawing>
+          <wp:inline distT="0" distB="0" distL="0" distR="0" wp14:anchorId="50A6D42F" wp14:editId="042D04F0">
+            <wp:extent cx="5400040" cy="2976245"/>
+            <wp:effectExtent l="0" t="0" r="0" b="0"/>
+            <wp:docPr id="994336982" name="Imagen 1"/>
+            <wp:cNvGraphicFramePr>
+              <a:graphicFrameLocks xmlns:a="http://schemas.openxmlformats.org/drawingml/2006/main" noChangeAspect="1"/>
+            </wp:cNvGraphicFramePr>
+            <a:graphic xmlns:a="http://schemas.openxmlformats.org/drawingml/2006/main">
+              <a:graphicData uri="http://schemas.openxmlformats.org/drawingml/2006/picture">
+                <pic:pic xmlns:pic="http://schemas.openxmlformats.org/drawingml/2006/picture">
+                  <pic:nvPicPr>
+                    <pic:cNvPr id="994336982" name=""/>
+                    <pic:cNvPicPr/>
+                  </pic:nvPicPr>
+                  <pic:blipFill>
+                    <a:blip r:embed="rId10"/>
+                    <a:stretch>
+                      <a:fillRect/>
+                    </a:stretch>
+                  </pic:blipFill>
+                  <pic:spPr>
+                    <a:xfrm>
+                      <a:off x="0" y="0"/>
+                      <a:ext cx="5400040" cy="2976245"/>
+                    </a:xfrm>
+                    <a:prstGeom prst="rect">
+                      <a:avLst/>
+                    </a:prstGeom>
+                  </pic:spPr>
+                </pic:pic>
+              </a:graphicData>
+            </a:graphic>
+          </wp:inline>
+        </w:drawing>
+      </w:r>
+    </w:p>
+    <w:p>
+      <w:pPr>
+        <w:rPr>
+          <w:b/>
+          <w:bCs/>
+        </w:rPr>
+      </w:pPr>
+      <w:r>
+        <w:rPr>
+          <w:b/>
+          <w:bCs/>
+        </w:rPr>
+        <w:t>1. Listado</w:t>
+      </w:r>
+    </w:p>
+    <w:p>
+      <w:r>
+        <w:t>GET /api/products</w:t>
+      </w:r>
+    </w:p>
+    <w:p>
+      <w:r>
+        <w:t>Esperado: 200 OK.</w:t>
+      </w:r>
+    </w:p>
+    <w:p>
+      <w:r>
+        <w:t>Con filtros:</w:t>
+      </w:r>
+    </w:p>
+    <w:p>
+      <w:r>
+        <w:t>GET /api/products?categoria=Electronica</w:t>
+      </w:r>
+      <w:r>
+        <w:br/>
+        <w:t>GET /api/products?nombre=mouse</w:t>
+      </w:r>
+    </w:p>
+    <w:p>
+      <w:r>
+        <w:lastRenderedPageBreak/>
+        <w:drawing>
+          <wp:inline distT="0" distB="0" distL="0" distR="0" wp14:anchorId="1640B6A7" wp14:editId="35CEC5E1">
+            <wp:extent cx="5400040" cy="3411855"/>
+            <wp:effectExtent l="0" t="0" r="0" b="0"/>
+            <wp:docPr id="2146326184" name="Imagen 1"/>
+            <wp:cNvGraphicFramePr>
+              <a:graphicFrameLocks xmlns:a="http://schemas.openxmlformats.org/drawingml/2006/main" noChangeAspect="1"/>
+            </wp:cNvGraphicFramePr>
+            <a:graphic xmlns:a="http://schemas.openxmlformats.org/drawingml/2006/main">
+              <a:graphicData uri="http://schemas.openxmlformats.org/drawingml/2006/picture">
+                <pic:pic xmlns:pic="http://schemas.openxmlformats.org/drawingml/2006/picture">
+                  <pic:nvPicPr>
+                    <pic:cNvPr id="2146326184" name=""/>
+                    <pic:cNvPicPr/>
+                  </pic:nvPicPr>
+                  <pic:blipFill>
+                    <a:blip r:embed="rId11"/>
+                    <a:stretch>
+                      <a:fillRect/>
+                    </a:stretch>
+                  </pic:blipFill>
+                  <pic:spPr>
+                    <a:xfrm>
+                      <a:off x="0" y="0"/>
+                      <a:ext cx="5400040" cy="3411855"/>
+                    </a:xfrm>
+                    <a:prstGeom prst="rect">
+                      <a:avLst/>
+                    </a:prstGeom>
+                  </pic:spPr>
+                </pic:pic>
+              </a:graphicData>
+            </a:graphic>
+          </wp:inline>
+        </w:drawing>
+      </w:r>
+    </w:p>
+    <w:p>
+      <w:r>
+        <w:drawing>
+          <wp:inline distT="0" distB="0" distL="0" distR="0" wp14:anchorId="570A7434" wp14:editId="1194E343">
+            <wp:extent cx="5400040" cy="4290060"/>
+            <wp:effectExtent l="0" t="0" r="0" b="0"/>
+            <wp:docPr id="1427120031" name="Imagen 1"/>
+            <wp:cNvGraphicFramePr>
+              <a:graphicFrameLocks xmlns:a="http://schemas.openxmlformats.org/drawingml/2006/main" noChangeAspect="1"/>
+            </wp:cNvGraphicFramePr>
+            <a:graphic xmlns:a="http://schemas.openxmlformats.org/drawingml/2006/main">
+              <a:graphicData uri="http://schemas.openxmlformats.org/drawingml/2006/picture">
+                <pic:pic xmlns:pic="http://schemas.openxmlformats.org/drawingml/2006/picture">
+                  <pic:nvPicPr>
+                    <pic:cNvPr id="1427120031" name=""/>
+                    <pic:cNvPicPr/>
+                  </pic:nvPicPr>
+                  <pic:blipFill>
+                    <a:blip r:embed="rId12"/>
+                    <a:stretch>
+                      <a:fillRect/>
+                    </a:stretch>
+                  </pic:blipFill>
+                  <pic:spPr>
+                    <a:xfrm>
+                      <a:off x="0" y="0"/>
+                      <a:ext cx="5400040" cy="4290060"/>
+                    </a:xfrm>
+                    <a:prstGeom prst="rect">
+                      <a:avLst/>
+                    </a:prstGeom>
+                  </pic:spPr>
+                </pic:pic>
+              </a:graphicData>
+            </a:graphic>
+          </wp:inline>
+        </w:drawing>
+      </w:r>
+    </w:p>
+    <w:p/>
+    <w:p/>
+    <w:p>
+      <w:pPr>
+        <w:rPr>
+          <w:b/>
+          <w:bCs/>
+        </w:rPr>
+      </w:pPr>
+      <w:r>
+        <w:rPr>
+          <w:b/>
+          <w:bCs/>
+        </w:rPr>
+        <w:t>2. Obtener existente</w:t>
+      </w:r>
+    </w:p>
+    <w:p>
+      <w:r>
+        <w:lastRenderedPageBreak/>
+        <w:t>GET /api/products/3fa85f64-5717-4562-b3fc-2c963f66afa6</w:t>
+      </w:r>
+    </w:p>
+    <w:p>
+      <w:r>
+        <w:t>Esperado: 200 OK.</w:t>
+      </w:r>
+    </w:p>
+    <w:p>
+      <w:r>
+        <w:drawing>
+          <wp:inline distT="0" distB="0" distL="0" distR="0" wp14:anchorId="5ED1F0E7" wp14:editId="615A4604">
+            <wp:extent cx="5400040" cy="2366645"/>
+            <wp:effectExtent l="0" t="0" r="0" b="0"/>
+            <wp:docPr id="289846039" name="Imagen 1"/>
+            <wp:cNvGraphicFramePr>
+              <a:graphicFrameLocks xmlns:a="http://schemas.openxmlformats.org/drawingml/2006/main" noChangeAspect="1"/>
+            </wp:cNvGraphicFramePr>
+            <a:graphic xmlns:a="http://schemas.openxmlformats.org/drawingml/2006/main">
+              <a:graphicData uri="http://schemas.openxmlformats.org/drawingml/2006/picture">
+                <pic:pic xmlns:pic="http://schemas.openxmlformats.org/drawingml/2006/picture">
+                  <pic:nvPicPr>
+                    <pic:cNvPr id="289846039" name=""/>
+                    <pic:cNvPicPr/>
+                  </pic:nvPicPr>
+                  <pic:blipFill>
+                    <a:blip r:embed="rId13"/>
+                    <a:stretch>
+                      <a:fillRect/>
+                    </a:stretch>
+                  </pic:blipFill>
+                  <pic:spPr>
+                    <a:xfrm>
+                      <a:off x="0" y="0"/>
+                      <a:ext cx="5400040" cy="2366645"/>
+                    </a:xfrm>
+                    <a:prstGeom prst="rect">
+                      <a:avLst/>
+                    </a:prstGeom>
+                  </pic:spPr>
+                </pic:pic>
+              </a:graphicData>
+            </a:graphic>
+          </wp:inline>
+        </w:drawing>
+      </w:r>
+    </w:p>
+    <w:p>
+      <w:r>
+        <w:drawing>
+          <wp:inline distT="0" distB="0" distL="0" distR="0" wp14:anchorId="3D04BAB9" wp14:editId="1D829F04">
+            <wp:extent cx="5400040" cy="5233670"/>
+            <wp:effectExtent l="0" t="0" r="0" b="5080"/>
+            <wp:docPr id="1840994529" name="Imagen 1"/>
+            <wp:cNvGraphicFramePr>
+              <a:graphicFrameLocks xmlns:a="http://schemas.openxmlformats.org/drawingml/2006/main" noChangeAspect="1"/>
+            </wp:cNvGraphicFramePr>
+            <a:graphic xmlns:a="http://schemas.openxmlformats.org/drawingml/2006/main">
+              <a:graphicData uri="http://schemas.openxmlformats.org/drawingml/2006/picture">
+                <pic:pic xmlns:pic="http://schemas.openxmlformats.org/drawingml/2006/picture">
+                  <pic:nvPicPr>
+                    <pic:cNvPr id="1840994529" name=""/>
+                    <pic:cNvPicPr/>
+                  </pic:nvPicPr>
+                  <pic:blipFill>
+                    <a:blip r:embed="rId14"/>
+                    <a:stretch>
+                      <a:fillRect/>
+                    </a:stretch>
+                  </pic:blipFill>
+                  <pic:spPr>
+                    <a:xfrm>
+                      <a:off x="0" y="0"/>
+                      <a:ext cx="5400040" cy="5233670"/>
+                    </a:xfrm>
+                    <a:prstGeom prst="rect">
+                      <a:avLst/>
+                    </a:prstGeom>
+                  </pic:spPr>
+                </pic:pic>
+              </a:graphicData>
+            </a:graphic>
+          </wp:inline>
+        </w:drawing>
+      </w:r>
+    </w:p>
+    <w:p/>
+    <w:p>
+      <w:pPr>
+        <w:rPr>
+          <w:b/>
+          <w:bCs/>
+        </w:rPr>
+      </w:pPr>
+      <w:r>
+        <w:rPr>
+          <w:b/>
+          <w:bCs/>
+        </w:rPr>
+        <w:lastRenderedPageBreak/>
+        <w:t>3. Obtener inexistente</w:t>
+      </w:r>
+    </w:p>
+    <w:p>
+      <w:r>
+        <w:t>GET /api/products/no-existe</w:t>
+      </w:r>
+    </w:p>
+    <w:p>
+      <w:r>
+        <w:t>Esperado: 404 PRD-001.</w:t>
+      </w:r>
+    </w:p>
+    <w:p>
+      <w:r>
+        <w:drawing>
+          <wp:inline distT="0" distB="0" distL="0" distR="0" wp14:anchorId="797645AC" wp14:editId="134DD921">
+            <wp:extent cx="5400040" cy="3401695"/>
+            <wp:effectExtent l="0" t="0" r="0" b="8255"/>
+            <wp:docPr id="1862488467" name="Imagen 1"/>
+            <wp:cNvGraphicFramePr>
+              <a:graphicFrameLocks xmlns:a="http://schemas.openxmlformats.org/drawingml/2006/main" noChangeAspect="1"/>
+            </wp:cNvGraphicFramePr>
+            <a:graphic xmlns:a="http://schemas.openxmlformats.org/drawingml/2006/main">
+              <a:graphicData uri="http://schemas.openxmlformats.org/drawingml/2006/picture">
+                <pic:pic xmlns:pic="http://schemas.openxmlformats.org/drawingml/2006/picture">
+                  <pic:nvPicPr>
+                    <pic:cNvPr id="1862488467" name=""/>
+                    <pic:cNvPicPr/>
+                  </pic:nvPicPr>
+                  <pic:blipFill>
+                    <a:blip r:embed="rId15"/>
+                    <a:stretch>
+                      <a:fillRect/>
+                    </a:stretch>
+                  </pic:blipFill>
+                  <pic:spPr>
+                    <a:xfrm>
+                      <a:off x="0" y="0"/>
+                      <a:ext cx="5400040" cy="3401695"/>
+                    </a:xfrm>
+                    <a:prstGeom prst="rect">
+                      <a:avLst/>
+                    </a:prstGeom>
+                  </pic:spPr>
+                </pic:pic>
+              </a:graphicData>
+            </a:graphic>
+          </wp:inline>
+        </w:drawing>
+      </w:r>
+    </w:p>
+    <w:p>
+      <w:r>
+        <w:t>Falló</w:t>
+      </w:r>
+    </w:p>
+    <w:p>
+      <w:r>
+        <w:drawing>
+          <wp:inline distT="0" distB="0" distL="0" distR="0" wp14:anchorId="69C4CB7B" wp14:editId="696CB7D1">
+            <wp:extent cx="5400040" cy="1939925"/>
+            <wp:effectExtent l="0" t="0" r="0" b="3175"/>
+            <wp:docPr id="1936456091" name="Imagen 1"/>
+            <wp:cNvGraphicFramePr>
+              <a:graphicFrameLocks xmlns:a="http://schemas.openxmlformats.org/drawingml/2006/main" noChangeAspect="1"/>
+            </wp:cNvGraphicFramePr>
+            <a:graphic xmlns:a="http://schemas.openxmlformats.org/drawingml/2006/main">
+              <a:graphicData uri="http://schemas.openxmlformats.org/drawingml/2006/picture">
+                <pic:pic xmlns:pic="http://schemas.openxmlformats.org/drawingml/2006/picture">
+                  <pic:nvPicPr>
+                    <pic:cNvPr id="1936456091" name=""/>
+                    <pic:cNvPicPr/>
+                  </pic:nvPicPr>
+                  <pic:blipFill>
+                    <a:blip r:embed="rId16"/>
+                    <a:stretch>
+                      <a:fillRect/>
+                    </a:stretch>
+                  </pic:blipFill>
+                  <pic:spPr>
+                    <a:xfrm>
+                      <a:off x="0" y="0"/>
+                      <a:ext cx="5400040" cy="1939925"/>
+                    </a:xfrm>
+                    <a:prstGeom prst="rect">
+                      <a:avLst/>
+                    </a:prstGeom>
+                  </pic:spPr>
+                </pic:pic>
+              </a:graphicData>
+            </a:graphic>
+          </wp:inline>
+        </w:drawing>
+      </w:r>
+    </w:p>
+    <w:p>
+      <w:r>
+        <w:t>Se le dio continuar a la excepción porque revisando figuró que es un comportamiento de Visual Studio y siguió para dar cierre correctamente</w:t>
+      </w:r>
+    </w:p>
+    <w:p>
+      <w:r>
+        <w:lastRenderedPageBreak/>
+        <w:drawing>
+          <wp:inline distT="0" distB="0" distL="0" distR="0" wp14:anchorId="6A7A55B0" wp14:editId="4D360DD5">
+            <wp:extent cx="5400040" cy="5029200"/>
+            <wp:effectExtent l="0" t="0" r="0" b="0"/>
+            <wp:docPr id="7224070" name="Imagen 1"/>
+            <wp:cNvGraphicFramePr>
+              <a:graphicFrameLocks xmlns:a="http://schemas.openxmlformats.org/drawingml/2006/main" noChangeAspect="1"/>
+            </wp:cNvGraphicFramePr>
+            <a:graphic xmlns:a="http://schemas.openxmlformats.org/drawingml/2006/main">
+              <a:graphicData uri="http://schemas.openxmlformats.org/drawingml/2006/picture">
+                <pic:pic xmlns:pic="http://schemas.openxmlformats.org/drawingml/2006/picture">
+                  <pic:nvPicPr>
+                    <pic:cNvPr id="7224070" name=""/>
+                    <pic:cNvPicPr/>
+                  </pic:nvPicPr>
+                  <pic:blipFill>
+                    <a:blip r:embed="rId17"/>
+                    <a:stretch>
+                      <a:fillRect/>
+                    </a:stretch>
+                  </pic:blipFill>
+                  <pic:spPr>
+                    <a:xfrm>
+                      <a:off x="0" y="0"/>
+                      <a:ext cx="5400040" cy="5029200"/>
+                    </a:xfrm>
+                    <a:prstGeom prst="rect">
+                      <a:avLst/>
+                    </a:prstGeom>
+                  </pic:spPr>
+                </pic:pic>
+              </a:graphicData>
+            </a:graphic>
+          </wp:inline>
+        </w:drawing>
+      </w:r>
+    </w:p>
+    <w:p>
+      <w:pPr>
+        <w:rPr>
+          <w:b/>
+          <w:bCs/>
+        </w:rPr>
+      </w:pPr>
+      <w:r>
+        <w:rPr>
+          <w:b/>
+          <w:bCs/>
+        </w:rPr>
+        <w:t>4. Crear válido</w:t>
+      </w:r>
+    </w:p>
+    <w:p>
+      <w:r>
+        <w:t>{</w:t>
+      </w:r>
+      <w:r>
+        <w:br/>
+        <w:t xml:space="preserve">  "nombre": "Teclado Redragon",</w:t>
+      </w:r>
+      <w:r>
+        <w:br/>
+        <w:t xml:space="preserve">  "descripcion": "Teclado mecanico",</w:t>
+      </w:r>
+      <w:r>
+        <w:br/>
+        <w:t xml:space="preserve">  "precio": 45.99,</w:t>
+      </w:r>
+      <w:r>
+        <w:br/>
+        <w:t xml:space="preserve">  "stock": 15,</w:t>
+      </w:r>
+      <w:r>
+        <w:br/>
+        <w:t xml:space="preserve">  "categoria": "Electronica"</w:t>
+      </w:r>
+      <w:r>
+        <w:br/>
+        <w:t>}</w:t>
+      </w:r>
+    </w:p>
+    <w:p>
+      <w:r>
+        <w:t>Esperado: 201 Created.</w:t>
+      </w:r>
+    </w:p>
+    <w:p>
+      <w:r>
+        <w:lastRenderedPageBreak/>
+        <w:drawing>
+          <wp:inline distT="0" distB="0" distL="0" distR="0" wp14:anchorId="793E9E02" wp14:editId="7240A3DE">
+            <wp:extent cx="4686954" cy="3934374"/>
+            <wp:effectExtent l="0" t="0" r="0" b="9525"/>
+            <wp:docPr id="249847702" name="Imagen 1"/>
+            <wp:cNvGraphicFramePr>
+              <a:graphicFrameLocks xmlns:a="http://schemas.openxmlformats.org/drawingml/2006/main" noChangeAspect="1"/>
+            </wp:cNvGraphicFramePr>
+            <a:graphic xmlns:a="http://schemas.openxmlformats.org/drawingml/2006/main">
+              <a:graphicData uri="http://schemas.openxmlformats.org/drawingml/2006/picture">
+                <pic:pic xmlns:pic="http://schemas.openxmlformats.org/drawingml/2006/picture">
+                  <pic:nvPicPr>
+                    <pic:cNvPr id="249847702" name=""/>
+                    <pic:cNvPicPr/>
+                  </pic:nvPicPr>
+                  <pic:blipFill>
+                    <a:blip r:embed="rId18"/>
+                    <a:stretch>
+                      <a:fillRect/>
+                    </a:stretch>
+                  </pic:blipFill>
+                  <pic:spPr>
+                    <a:xfrm>
+                      <a:off x="0" y="0"/>
+                      <a:ext cx="4686954" cy="3934374"/>
+                    </a:xfrm>
+                    <a:prstGeom prst="rect">
+                      <a:avLst/>
+                    </a:prstGeom>
+                  </pic:spPr>
+                </pic:pic>
+              </a:graphicData>
+            </a:graphic>
+          </wp:inline>
+        </w:drawing>
+      </w:r>
+    </w:p>
+    <w:p>
+      <w:r>
+        <w:lastRenderedPageBreak/>
+        <w:drawing>
+          <wp:inline distT="0" distB="0" distL="0" distR="0" wp14:anchorId="114D7FE0" wp14:editId="3032746F">
+            <wp:extent cx="5400040" cy="5170170"/>
+            <wp:effectExtent l="0" t="0" r="0" b="0"/>
+            <wp:docPr id="885297996" name="Imagen 1"/>
+            <wp:cNvGraphicFramePr>
+              <a:graphicFrameLocks xmlns:a="http://schemas.openxmlformats.org/drawingml/2006/main" noChangeAspect="1"/>
+            </wp:cNvGraphicFramePr>
+            <a:graphic xmlns:a="http://schemas.openxmlformats.org/drawingml/2006/main">
+              <a:graphicData uri="http://schemas.openxmlformats.org/drawingml/2006/picture">
+                <pic:pic xmlns:pic="http://schemas.openxmlformats.org/drawingml/2006/picture">
+                  <pic:nvPicPr>
+                    <pic:cNvPr id="885297996" name=""/>
+                    <pic:cNvPicPr/>
+                  </pic:nvPicPr>
+                  <pic:blipFill>
+                    <a:blip r:embed="rId19"/>
+                    <a:stretch>
+                      <a:fillRect/>
+                    </a:stretch>
+                  </pic:blipFill>
+                  <pic:spPr>
+                    <a:xfrm>
+                      <a:off x="0" y="0"/>
+                      <a:ext cx="5400040" cy="5170170"/>
+                    </a:xfrm>
+                    <a:prstGeom prst="rect">
+                      <a:avLst/>
+                    </a:prstGeom>
+                  </pic:spPr>
+                </pic:pic>
+              </a:graphicData>
+            </a:graphic>
+          </wp:inline>
+        </w:drawing>
+      </w:r>
+    </w:p>
+    <w:p>
+      <w:pPr>
+        <w:rPr>
+          <w:b/>
+          <w:bCs/>
+        </w:rPr>
+      </w:pPr>
+      <w:r>
+        <w:rPr>
+          <w:b/>
+          <w:bCs/>
+        </w:rPr>
+        <w:t>5. Crear inválido</w:t>
+      </w:r>
+    </w:p>
+    <w:p>
+      <w:r>
+        <w:t>{</w:t>
+      </w:r>
+      <w:r>
+        <w:br/>
+        <w:t xml:space="preserve">  "nombre": "",</w:t>
+      </w:r>
+      <w:r>
+        <w:br/>
+        <w:t xml:space="preserve">  "descripcion": "Producto sin nombre",</w:t>
+      </w:r>
+      <w:r>
+        <w:br/>
+        <w:t xml:space="preserve">  "precio": 0,</w:t>
+      </w:r>
+      <w:r>
+        <w:br/>
+        <w:t xml:space="preserve">  "stock": -1,</w:t>
+      </w:r>
+      <w:r>
+        <w:br/>
+        <w:t xml:space="preserve">  "categoria": ""</w:t>
+      </w:r>
+      <w:r>
+        <w:br/>
+        <w:t>}</w:t>
+      </w:r>
+    </w:p>
+    <w:p>
+      <w:r>
+        <w:t>Esperado: 400 PRD-002.</w:t>
+      </w:r>
+    </w:p>
+    <w:p>
+      <w:r>
+        <w:lastRenderedPageBreak/>
+        <w:drawing>
+          <wp:inline distT="0" distB="0" distL="0" distR="0" wp14:anchorId="4753A88E" wp14:editId="6F761F62">
+            <wp:extent cx="4696480" cy="4191585"/>
+            <wp:effectExtent l="0" t="0" r="8890" b="0"/>
+            <wp:docPr id="546639244" name="Imagen 1"/>
+            <wp:cNvGraphicFramePr>
+              <a:graphicFrameLocks xmlns:a="http://schemas.openxmlformats.org/drawingml/2006/main" noChangeAspect="1"/>
+            </wp:cNvGraphicFramePr>
+            <a:graphic xmlns:a="http://schemas.openxmlformats.org/drawingml/2006/main">
+              <a:graphicData uri="http://schemas.openxmlformats.org/drawingml/2006/picture">
+                <pic:pic xmlns:pic="http://schemas.openxmlformats.org/drawingml/2006/picture">
+                  <pic:nvPicPr>
+                    <pic:cNvPr id="546639244" name=""/>
+                    <pic:cNvPicPr/>
+                  </pic:nvPicPr>
+                  <pic:blipFill>
+                    <a:blip r:embed="rId20"/>
+                    <a:stretch>
+                      <a:fillRect/>
+                    </a:stretch>
+                  </pic:blipFill>
+                  <pic:spPr>
+                    <a:xfrm>
+                      <a:off x="0" y="0"/>
+                      <a:ext cx="4696480" cy="4191585"/>
+                    </a:xfrm>
+                    <a:prstGeom prst="rect">
+                      <a:avLst/>
+                    </a:prstGeom>
+                  </pic:spPr>
+                </pic:pic>
+              </a:graphicData>
+            </a:graphic>
+          </wp:inline>
+        </w:drawing>
+      </w:r>
+    </w:p>
+    <w:p>
+      <w:r>
+        <w:drawing>
+          <wp:inline distT="0" distB="0" distL="0" distR="0" wp14:anchorId="7698B056" wp14:editId="785341FD">
+            <wp:extent cx="5400040" cy="3344545"/>
+            <wp:effectExtent l="0" t="0" r="0" b="8255"/>
+            <wp:docPr id="394232481" name="Imagen 1"/>
+            <wp:cNvGraphicFramePr>
+              <a:graphicFrameLocks xmlns:a="http://schemas.openxmlformats.org/drawingml/2006/main" noChangeAspect="1"/>
+            </wp:cNvGraphicFramePr>
+            <a:graphic xmlns:a="http://schemas.openxmlformats.org/drawingml/2006/main">
+              <a:graphicData uri="http://schemas.openxmlformats.org/drawingml/2006/picture">
+                <pic:pic xmlns:pic="http://schemas.openxmlformats.org/drawingml/2006/picture">
+                  <pic:nvPicPr>
+                    <pic:cNvPr id="394232481" name=""/>
+                    <pic:cNvPicPr/>
+                  </pic:nvPicPr>
+                  <pic:blipFill>
+                    <a:blip r:embed="rId21"/>
+                    <a:stretch>
+                      <a:fillRect/>
+                    </a:stretch>
+                  </pic:blipFill>
+                  <pic:spPr>
+                    <a:xfrm>
+                      <a:off x="0" y="0"/>
+                      <a:ext cx="5400040" cy="3344545"/>
+                    </a:xfrm>
+                    <a:prstGeom prst="rect">
+                      <a:avLst/>
+                    </a:prstGeom>
+                  </pic:spPr>
+                </pic:pic>
+              </a:graphicData>
+            </a:graphic>
+          </wp:inline>
+        </w:drawing>
+      </w:r>
+    </w:p>
+    <w:p>
+      <w:pPr>
+        <w:rPr>
+          <w:b/>
+          <w:bCs/>
+        </w:rPr>
+      </w:pPr>
+      <w:r>
+        <w:rPr>
+          <w:b/>
+          <w:bCs/>
+        </w:rPr>
+        <w:t>6. Crear duplicado</w:t>
+      </w:r>
+    </w:p>
+    <w:p>
+      <w:r>
+        <w:t>{</w:t>
+      </w:r>
+      <w:r>
+        <w:br/>
+        <w:t xml:space="preserve">  "nombre": "Mouse Logitech",</w:t>
+      </w:r>
+      <w:r>
+        <w:br/>
+        <w:t xml:space="preserve">  "descripcion": "Otro mouse",</w:t>
+      </w:r>
+      <w:r>
+        <w:br/>
+      </w:r>
+      <w:r>
+        <w:lastRenderedPageBreak/>
+        <w:t xml:space="preserve">  "precio": 30,</w:t>
+      </w:r>
+      <w:r>
+        <w:br/>
+        <w:t xml:space="preserve">  "stock": 10,</w:t>
+      </w:r>
+      <w:r>
+        <w:br/>
+        <w:t xml:space="preserve">  "categoria": "Electronica"</w:t>
+      </w:r>
+      <w:r>
+        <w:br/>
+        <w:t>}</w:t>
+      </w:r>
+    </w:p>
+    <w:p>
+      <w:r>
+        <w:t>Esperado: 409 PRD-003.</w:t>
+      </w:r>
+    </w:p>
+    <w:p>
+      <w:r>
+        <w:drawing>
+          <wp:inline distT="0" distB="0" distL="0" distR="0" wp14:anchorId="00B932FE" wp14:editId="5BE5F6AA">
+            <wp:extent cx="4382112" cy="3934374"/>
+            <wp:effectExtent l="0" t="0" r="0" b="9525"/>
+            <wp:docPr id="572797100" name="Imagen 1"/>
+            <wp:cNvGraphicFramePr>
+              <a:graphicFrameLocks xmlns:a="http://schemas.openxmlformats.org/drawingml/2006/main" noChangeAspect="1"/>
+            </wp:cNvGraphicFramePr>
+            <a:graphic xmlns:a="http://schemas.openxmlformats.org/drawingml/2006/main">
+              <a:graphicData uri="http://schemas.openxmlformats.org/drawingml/2006/picture">
+                <pic:pic xmlns:pic="http://schemas.openxmlformats.org/drawingml/2006/picture">
+                  <pic:nvPicPr>
+                    <pic:cNvPr id="572797100" name=""/>
+                    <pic:cNvPicPr/>
+                  </pic:nvPicPr>
+                  <pic:blipFill>
+                    <a:blip r:embed="rId22"/>
+                    <a:stretch>
+                      <a:fillRect/>
+                    </a:stretch>
+                  </pic:blipFill>
+                  <pic:spPr>
+                    <a:xfrm>
+                      <a:off x="0" y="0"/>
+                      <a:ext cx="4382112" cy="3934374"/>
+                    </a:xfrm>
+                    <a:prstGeom prst="rect">
+                      <a:avLst/>
+                    </a:prstGeom>
+                  </pic:spPr>
+                </pic:pic>
+              </a:graphicData>
+            </a:graphic>
+          </wp:inline>
+        </w:drawing>
+      </w:r>
+    </w:p>
+    <w:p>
+      <w:r>
+        <w:drawing>
+          <wp:inline distT="0" distB="0" distL="0" distR="0" wp14:anchorId="0CBCC176" wp14:editId="0FF7E6A0">
+            <wp:extent cx="5400040" cy="2096770"/>
+            <wp:effectExtent l="0" t="0" r="0" b="0"/>
+            <wp:docPr id="661696382" name="Imagen 1"/>
+            <wp:cNvGraphicFramePr>
+              <a:graphicFrameLocks xmlns:a="http://schemas.openxmlformats.org/drawingml/2006/main" noChangeAspect="1"/>
+            </wp:cNvGraphicFramePr>
+            <a:graphic xmlns:a="http://schemas.openxmlformats.org/drawingml/2006/main">
+              <a:graphicData uri="http://schemas.openxmlformats.org/drawingml/2006/picture">
+                <pic:pic xmlns:pic="http://schemas.openxmlformats.org/drawingml/2006/picture">
+                  <pic:nvPicPr>
+                    <pic:cNvPr id="661696382" name=""/>
+                    <pic:cNvPicPr/>
+                  </pic:nvPicPr>
+                  <pic:blipFill>
+                    <a:blip r:embed="rId23"/>
+                    <a:stretch>
+                      <a:fillRect/>
+                    </a:stretch>
+                  </pic:blipFill>
+                  <pic:spPr>
+                    <a:xfrm>
+                      <a:off x="0" y="0"/>
+                      <a:ext cx="5400040" cy="2096770"/>
+                    </a:xfrm>
+                    <a:prstGeom prst="rect">
+                      <a:avLst/>
+                    </a:prstGeom>
+                  </pic:spPr>
+                </pic:pic>
+              </a:graphicData>
+            </a:graphic>
+          </wp:inline>
+        </w:drawing>
+      </w:r>
+    </w:p>
+    <w:p>
+      <w:r>
+        <w:t>Se le da continuar (podría haber puesto que ejecute sin depurar pero prefiero recibir estos avisos)</w:t>
+      </w:r>
+    </w:p>
+    <w:p>
+      <w:r>
+        <w:lastRenderedPageBreak/>
+        <w:drawing>
+          <wp:inline distT="0" distB="0" distL="0" distR="0" wp14:anchorId="6BFF5827" wp14:editId="2B81CC95">
+            <wp:extent cx="5400040" cy="5305425"/>
+            <wp:effectExtent l="0" t="0" r="0" b="9525"/>
+            <wp:docPr id="992218256" name="Imagen 1"/>
+            <wp:cNvGraphicFramePr>
+              <a:graphicFrameLocks xmlns:a="http://schemas.openxmlformats.org/drawingml/2006/main" noChangeAspect="1"/>
+            </wp:cNvGraphicFramePr>
+            <a:graphic xmlns:a="http://schemas.openxmlformats.org/drawingml/2006/main">
+              <a:graphicData uri="http://schemas.openxmlformats.org/drawingml/2006/picture">
+                <pic:pic xmlns:pic="http://schemas.openxmlformats.org/drawingml/2006/picture">
+                  <pic:nvPicPr>
+                    <pic:cNvPr id="992218256" name=""/>
+                    <pic:cNvPicPr/>
+                  </pic:nvPicPr>
+                  <pic:blipFill>
+                    <a:blip r:embed="rId24"/>
+                    <a:stretch>
+                      <a:fillRect/>
+                    </a:stretch>
+                  </pic:blipFill>
+                  <pic:spPr>
+                    <a:xfrm>
+                      <a:off x="0" y="0"/>
+                      <a:ext cx="5400040" cy="5305425"/>
+                    </a:xfrm>
+                    <a:prstGeom prst="rect">
+                      <a:avLst/>
+                    </a:prstGeom>
+                  </pic:spPr>
+                </pic:pic>
+              </a:graphicData>
+            </a:graphic>
+          </wp:inline>
+        </w:drawing>
+      </w:r>
+    </w:p>
+    <w:p>
+      <w:pPr>
+        <w:rPr>
+          <w:b/>
+          <w:bCs/>
+        </w:rPr>
+      </w:pPr>
+      <w:r>
+        <w:rPr>
+          <w:b/>
+          <w:bCs/>
+        </w:rPr>
+        <w:t>7. Actualizar producto</w:t>
+      </w:r>
+    </w:p>
+    <w:p>
+      <w:r>
+        <w:t>PUT /api/products/aaaabbbb-cccc-dddd-eeee-ffff00001111</w:t>
+      </w:r>
+    </w:p>
+    <w:p>
+      <w:r>
+        <w:t>{</w:t>
+      </w:r>
+      <w:r>
+        <w:br/>
+        <w:t xml:space="preserve">  "nombre": "Mouse Logitech MX",</w:t>
+      </w:r>
+      <w:r>
+        <w:br/>
+        <w:t xml:space="preserve">  "descripcion": "Mouse inalambrico actualizado",</w:t>
+      </w:r>
+      <w:r>
+        <w:br/>
+        <w:t xml:space="preserve">  "precio": 35.5,</w:t>
+      </w:r>
+      <w:r>
+        <w:br/>
+        <w:t xml:space="preserve">  "stock": 20,</w:t>
+      </w:r>
+      <w:r>
+        <w:br/>
+        <w:t xml:space="preserve">  "categoria": "Electronica"</w:t>
+      </w:r>
+      <w:r>
+        <w:br/>
+        <w:t>}</w:t>
+      </w:r>
+    </w:p>
+    <w:p>
+      <w:r>
+        <w:t>Esperado: 200 OK.</w:t>
+      </w:r>
+    </w:p>
+    <w:p>
+      <w:r>
+        <w:t>Previamente existía</w:t>
+      </w:r>
+    </w:p>
+    <w:p>
+      <w:r>
+        <w:lastRenderedPageBreak/>
+        <w:drawing>
+          <wp:inline distT="0" distB="0" distL="0" distR="0" wp14:anchorId="2B63037E" wp14:editId="1089C521">
+            <wp:extent cx="4353533" cy="2648320"/>
+            <wp:effectExtent l="0" t="0" r="9525" b="0"/>
+            <wp:docPr id="706346763" name="Imagen 1"/>
+            <wp:cNvGraphicFramePr>
+              <a:graphicFrameLocks xmlns:a="http://schemas.openxmlformats.org/drawingml/2006/main" noChangeAspect="1"/>
+            </wp:cNvGraphicFramePr>
+            <a:graphic xmlns:a="http://schemas.openxmlformats.org/drawingml/2006/main">
+              <a:graphicData uri="http://schemas.openxmlformats.org/drawingml/2006/picture">
+                <pic:pic xmlns:pic="http://schemas.openxmlformats.org/drawingml/2006/picture">
+                  <pic:nvPicPr>
+                    <pic:cNvPr id="706346763" name=""/>
+                    <pic:cNvPicPr/>
+                  </pic:nvPicPr>
+                  <pic:blipFill>
+                    <a:blip r:embed="rId25"/>
+                    <a:stretch>
+                      <a:fillRect/>
+                    </a:stretch>
+                  </pic:blipFill>
+                  <pic:spPr>
+                    <a:xfrm>
+                      <a:off x="0" y="0"/>
+                      <a:ext cx="4353533" cy="2648320"/>
+                    </a:xfrm>
+                    <a:prstGeom prst="rect">
+                      <a:avLst/>
+                    </a:prstGeom>
+                  </pic:spPr>
+                </pic:pic>
+              </a:graphicData>
+            </a:graphic>
+          </wp:inline>
+        </w:drawing>
+      </w:r>
+    </w:p>
+    <w:p>
+      <w:r>
+        <w:drawing>
+          <wp:inline distT="0" distB="0" distL="0" distR="0" wp14:anchorId="2723C485" wp14:editId="4519B2D0">
+            <wp:extent cx="5400040" cy="5155565"/>
+            <wp:effectExtent l="0" t="0" r="0" b="6985"/>
+            <wp:docPr id="1925013842" name="Imagen 1"/>
+            <wp:cNvGraphicFramePr>
+              <a:graphicFrameLocks xmlns:a="http://schemas.openxmlformats.org/drawingml/2006/main" noChangeAspect="1"/>
+            </wp:cNvGraphicFramePr>
+            <a:graphic xmlns:a="http://schemas.openxmlformats.org/drawingml/2006/main">
+              <a:graphicData uri="http://schemas.openxmlformats.org/drawingml/2006/picture">
+                <pic:pic xmlns:pic="http://schemas.openxmlformats.org/drawingml/2006/picture">
+                  <pic:nvPicPr>
+                    <pic:cNvPr id="1925013842" name=""/>
+                    <pic:cNvPicPr/>
+                  </pic:nvPicPr>
+                  <pic:blipFill>
+                    <a:blip r:embed="rId26"/>
+                    <a:stretch>
+                      <a:fillRect/>
+                    </a:stretch>
+                  </pic:blipFill>
+                  <pic:spPr>
+                    <a:xfrm>
+                      <a:off x="0" y="0"/>
+                      <a:ext cx="5400040" cy="5155565"/>
+                    </a:xfrm>
+                    <a:prstGeom prst="rect">
+                      <a:avLst/>
+                    </a:prstGeom>
+                  </pic:spPr>
+                </pic:pic>
+              </a:graphicData>
+            </a:graphic>
+          </wp:inline>
+        </w:drawing>
+      </w:r>
+    </w:p>
+    <w:p>
+      <w:r>
+        <w:lastRenderedPageBreak/>
+        <w:drawing>
+          <wp:inline distT="0" distB="0" distL="0" distR="0" wp14:anchorId="16B3440A" wp14:editId="0D77E10E">
+            <wp:extent cx="5400040" cy="6297295"/>
+            <wp:effectExtent l="0" t="0" r="0" b="8255"/>
+            <wp:docPr id="1058072372" name="Imagen 1"/>
+            <wp:cNvGraphicFramePr>
+              <a:graphicFrameLocks xmlns:a="http://schemas.openxmlformats.org/drawingml/2006/main" noChangeAspect="1"/>
+            </wp:cNvGraphicFramePr>
+            <a:graphic xmlns:a="http://schemas.openxmlformats.org/drawingml/2006/main">
+              <a:graphicData uri="http://schemas.openxmlformats.org/drawingml/2006/picture">
+                <pic:pic xmlns:pic="http://schemas.openxmlformats.org/drawingml/2006/picture">
+                  <pic:nvPicPr>
+                    <pic:cNvPr id="1058072372" name=""/>
+                    <pic:cNvPicPr/>
+                  </pic:nvPicPr>
+                  <pic:blipFill>
+                    <a:blip r:embed="rId27"/>
+                    <a:stretch>
+                      <a:fillRect/>
+                    </a:stretch>
+                  </pic:blipFill>
+                  <pic:spPr>
+                    <a:xfrm>
+                      <a:off x="0" y="0"/>
+                      <a:ext cx="5400040" cy="6297295"/>
+                    </a:xfrm>
+                    <a:prstGeom prst="rect">
+                      <a:avLst/>
+                    </a:prstGeom>
+                  </pic:spPr>
+                </pic:pic>
+              </a:graphicData>
+            </a:graphic>
+          </wp:inline>
+        </w:drawing>
+      </w:r>
+    </w:p>
+    <w:p>
+      <w:pPr>
+        <w:rPr>
+          <w:b/>
+          <w:bCs/>
+        </w:rPr>
+      </w:pPr>
+      <w:r>
+        <w:rPr>
+          <w:b/>
+          <w:bCs/>
+        </w:rPr>
+        <w:t>8. Eliminar producto sin órdenes activas</w:t>
+      </w:r>
+    </w:p>
+    <w:p>
+      <w:r>
+        <w:t>DELETE /api/products/aaaabbbb-cccc-dddd-eeee-ffff00001111</w:t>
+      </w:r>
+    </w:p>
+    <w:p>
+      <w:r>
+        <w:t>Esperado: 204 No Content.</w:t>
+      </w:r>
+    </w:p>
+    <w:p>
+      <w:r>
+        <w:lastRenderedPageBreak/>
+        <w:drawing>
+          <wp:inline distT="0" distB="0" distL="0" distR="0" wp14:anchorId="0E54501C" wp14:editId="5DDBEF00">
+            <wp:extent cx="5400040" cy="3632835"/>
+            <wp:effectExtent l="0" t="0" r="0" b="5715"/>
+            <wp:docPr id="431171893" name="Imagen 1"/>
+            <wp:cNvGraphicFramePr>
+              <a:graphicFrameLocks xmlns:a="http://schemas.openxmlformats.org/drawingml/2006/main" noChangeAspect="1"/>
+            </wp:cNvGraphicFramePr>
+            <a:graphic xmlns:a="http://schemas.openxmlformats.org/drawingml/2006/main">
+              <a:graphicData uri="http://schemas.openxmlformats.org/drawingml/2006/picture">
+                <pic:pic xmlns:pic="http://schemas.openxmlformats.org/drawingml/2006/picture">
+                  <pic:nvPicPr>
+                    <pic:cNvPr id="431171893" name=""/>
+                    <pic:cNvPicPr/>
+                  </pic:nvPicPr>
+                  <pic:blipFill>
+                    <a:blip r:embed="rId28"/>
+                    <a:stretch>
+                      <a:fillRect/>
+                    </a:stretch>
+                  </pic:blipFill>
+                  <pic:spPr>
+                    <a:xfrm>
+                      <a:off x="0" y="0"/>
+                      <a:ext cx="5400040" cy="3632835"/>
+                    </a:xfrm>
+                    <a:prstGeom prst="rect">
+                      <a:avLst/>
+                    </a:prstGeom>
+                  </pic:spPr>
+                </pic:pic>
+              </a:graphicData>
+            </a:graphic>
+          </wp:inline>
+        </w:drawing>
+      </w:r>
+    </w:p>
+    <w:p>
+      <w:r>
+        <w:drawing>
+          <wp:inline distT="0" distB="0" distL="0" distR="0" wp14:anchorId="463298BC" wp14:editId="307DCCE6">
+            <wp:extent cx="5400040" cy="4369435"/>
+            <wp:effectExtent l="0" t="0" r="0" b="0"/>
+            <wp:docPr id="1721318172" name="Imagen 1"/>
+            <wp:cNvGraphicFramePr>
+              <a:graphicFrameLocks xmlns:a="http://schemas.openxmlformats.org/drawingml/2006/main" noChangeAspect="1"/>
+            </wp:cNvGraphicFramePr>
+            <a:graphic xmlns:a="http://schemas.openxmlformats.org/drawingml/2006/main">
+              <a:graphicData uri="http://schemas.openxmlformats.org/drawingml/2006/picture">
+                <pic:pic xmlns:pic="http://schemas.openxmlformats.org/drawingml/2006/picture">
+                  <pic:nvPicPr>
+                    <pic:cNvPr id="1721318172" name=""/>
+                    <pic:cNvPicPr/>
+                  </pic:nvPicPr>
+                  <pic:blipFill>
+                    <a:blip r:embed="rId29"/>
+                    <a:stretch>
+                      <a:fillRect/>
+                    </a:stretch>
+                  </pic:blipFill>
+                  <pic:spPr>
+                    <a:xfrm>
+                      <a:off x="0" y="0"/>
+                      <a:ext cx="5400040" cy="4369435"/>
+                    </a:xfrm>
+                    <a:prstGeom prst="rect">
+                      <a:avLst/>
+                    </a:prstGeom>
+                  </pic:spPr>
+                </pic:pic>
+              </a:graphicData>
+            </a:graphic>
+          </wp:inline>
+        </w:drawing>
+      </w:r>
+    </w:p>
+    <w:p>
+      <w:pPr>
+        <w:rPr>
+          <w:b/>
+          <w:bCs/>
+        </w:rPr>
+      </w:pPr>
+      <w:r>
+        <w:rPr>
+          <w:b/>
+          <w:bCs/>
+        </w:rPr>
+        <w:t>9. Eliminar producto con orden activa simulada</w:t>
+      </w:r>
+    </w:p>
+    <w:p>
+      <w:r>
+        <w:t>DELETE /api/products/3fa85f64-5717-4562-b3fc-2c963f66afa6</w:t>
+      </w:r>
+    </w:p>
+    <w:p>
+      <w:r>
+        <w:lastRenderedPageBreak/>
+        <w:t>Esperado: 409 PRD-004.</w:t>
+      </w:r>
+    </w:p>
+    <w:p>
+      <w:pPr>
+        <w:rPr>
+          <w:lang w:val="es-MX"/>
+        </w:rPr>
+      </w:pPr>
+      <w:r>
+        <w:rPr>
+          <w:lang w:val="es-MX"/>
+        </w:rPr>
+        <w:drawing>
+          <wp:inline distT="0" distB="0" distL="0" distR="0" wp14:anchorId="04E433D1" wp14:editId="4A1456F9">
+            <wp:extent cx="5400040" cy="3531235"/>
+            <wp:effectExtent l="0" t="0" r="0" b="0"/>
+            <wp:docPr id="1915345441" name="Imagen 1"/>
+            <wp:cNvGraphicFramePr>
+              <a:graphicFrameLocks xmlns:a="http://schemas.openxmlformats.org/drawingml/2006/main" noChangeAspect="1"/>
+            </wp:cNvGraphicFramePr>
+            <a:graphic xmlns:a="http://schemas.openxmlformats.org/drawingml/2006/main">
+              <a:graphicData uri="http://schemas.openxmlformats.org/drawingml/2006/picture">
+                <pic:pic xmlns:pic="http://schemas.openxmlformats.org/drawingml/2006/picture">
+                  <pic:nvPicPr>
+                    <pic:cNvPr id="1915345441" name=""/>
+                    <pic:cNvPicPr/>
+                  </pic:nvPicPr>
+                  <pic:blipFill>
+                    <a:blip r:embed="rId30"/>
+                    <a:stretch>
+                      <a:fillRect/>
+                    </a:stretch>
+                  </pic:blipFill>
+                  <pic:spPr>
+                    <a:xfrm>
+                      <a:off x="0" y="0"/>
+                      <a:ext cx="5400040" cy="3531235"/>
+                    </a:xfrm>
+                    <a:prstGeom prst="rect">
+                      <a:avLst/>
+                    </a:prstGeom>
+                  </pic:spPr>
+                </pic:pic>
+              </a:graphicData>
+            </a:graphic>
+          </wp:inline>
+        </w:drawing>
+      </w:r>
+    </w:p>
+    <w:p>
+      <w:pPr>
+        <w:rPr>
+          <w:lang w:val="es-MX"/>
+        </w:rPr>
+      </w:pPr>
+      <w:r>
+        <w:rPr>
+          <w:lang w:val="es-MX"/>
+        </w:rPr>
+        <w:drawing>
+          <wp:inline distT="0" distB="0" distL="0" distR="0" wp14:anchorId="10DCBCF9" wp14:editId="4EE4040B">
+            <wp:extent cx="5400040" cy="2146300"/>
+            <wp:effectExtent l="0" t="0" r="0" b="6350"/>
+            <wp:docPr id="1687751487" name="Imagen 1"/>
+            <wp:cNvGraphicFramePr>
+              <a:graphicFrameLocks xmlns:a="http://schemas.openxmlformats.org/drawingml/2006/main" noChangeAspect="1"/>
+            </wp:cNvGraphicFramePr>
+            <a:graphic xmlns:a="http://schemas.openxmlformats.org/drawingml/2006/main">
+              <a:graphicData uri="http://schemas.openxmlformats.org/drawingml/2006/picture">
+                <pic:pic xmlns:pic="http://schemas.openxmlformats.org/drawingml/2006/picture">
+                  <pic:nvPicPr>
+                    <pic:cNvPr id="1687751487" name=""/>
+                    <pic:cNvPicPr/>
+                  </pic:nvPicPr>
+                  <pic:blipFill>
+                    <a:blip r:embed="rId31"/>
+                    <a:stretch>
+                      <a:fillRect/>
+                    </a:stretch>
+                  </pic:blipFill>
+                  <pic:spPr>
+                    <a:xfrm>
+                      <a:off x="0" y="0"/>
+                      <a:ext cx="5400040" cy="2146300"/>
+                    </a:xfrm>
+                    <a:prstGeom prst="rect">
+                      <a:avLst/>
+                    </a:prstGeom>
+                  </pic:spPr>
+                </pic:pic>
+              </a:graphicData>
+            </a:graphic>
+          </wp:inline>
+        </w:drawing>
+      </w:r>
+    </w:p>
+    <w:p>
+      <w:pPr>
+        <w:rPr>
+          <w:lang w:val="es-MX"/>
+        </w:rPr>
+      </w:pPr>
+      <w:r>
+        <w:rPr>
+          <w:lang w:val="es-MX"/>
+        </w:rPr>
+        <w:lastRenderedPageBreak/>
+        <w:drawing>
+          <wp:inline distT="0" distB="0" distL="0" distR="0" wp14:anchorId="3E601029" wp14:editId="10457824">
+            <wp:extent cx="5400040" cy="5175250"/>
+            <wp:effectExtent l="0" t="0" r="0" b="6350"/>
+            <wp:docPr id="413053629" name="Imagen 1"/>
+            <wp:cNvGraphicFramePr>
+              <a:graphicFrameLocks xmlns:a="http://schemas.openxmlformats.org/drawingml/2006/main" noChangeAspect="1"/>
+            </wp:cNvGraphicFramePr>
+            <a:graphic xmlns:a="http://schemas.openxmlformats.org/drawingml/2006/main">
+              <a:graphicData uri="http://schemas.openxmlformats.org/drawingml/2006/picture">
+                <pic:pic xmlns:pic="http://schemas.openxmlformats.org/drawingml/2006/picture">
+                  <pic:nvPicPr>
+                    <pic:cNvPr id="413053629" name=""/>
+                    <pic:cNvPicPr/>
+                  </pic:nvPicPr>
+                  <pic:blipFill>
+                    <a:blip r:embed="rId32"/>
+                    <a:stretch>
+                      <a:fillRect/>
+                    </a:stretch>
+                  </pic:blipFill>
+                  <pic:spPr>
+                    <a:xfrm>
+                      <a:off x="0" y="0"/>
+                      <a:ext cx="5400040" cy="5175250"/>
                     </a:xfrm>
                     <a:prstGeom prst="rect">
                       <a:avLst/>
